--- a/CÔNG TY TNHH QUẢNG VẬN/Buoc1_ThongBaoGiaiThe/HDTV_QuyetDinhGiaithe_QUANG_VAN.docx
+++ b/CÔNG TY TNHH QUẢNG VẬN/Buoc1_ThongBaoGiaiThe/HDTV_QuyetDinhGiaithe_QUANG_VAN.docx
@@ -141,19 +141,7 @@
               <w:rPr>
                 <w:rFonts w:ascii="Times New Roman" w:eastAsia="Times New Roman" w:hAnsi="Times New Roman" w:cs="Times New Roman"/>
               </w:rPr>
-              <w:t>01/2026</w:t>
-            </w:r>
-            <w:r>
-              <w:rPr>
-                <w:rFonts w:ascii="Times New Roman" w:eastAsia="Times New Roman" w:hAnsi="Times New Roman" w:cs="Times New Roman"/>
-              </w:rPr>
-              <w:t>/</w:t>
-            </w:r>
-            <w:r>
-              <w:rPr>
-                <w:rFonts w:ascii="Times New Roman" w:eastAsia="Times New Roman" w:hAnsi="Times New Roman" w:cs="Times New Roman"/>
-              </w:rPr>
-              <w:t>QĐHDTV</w:t>
+              <w:t>01/2026/TBGT</w:t>
             </w:r>
           </w:p>
         </w:tc>
@@ -188,7 +176,7 @@
                 <w:rFonts w:ascii="Times New Roman" w:eastAsia="Times New Roman" w:hAnsi="Times New Roman" w:cs="Times New Roman"/>
                 <w:sz w:val="26"/>
               </w:rPr>
-              <w:t>8</w:t>
+              <w:t>15</w:t>
             </w:r>
             <w:r>
               <w:rPr>
@@ -204,8 +192,6 @@
               </w:rPr>
               <w:t>9</w:t>
             </w:r>
-            <w:bookmarkStart w:id="0" w:name="_GoBack"/>
-            <w:bookmarkEnd w:id="0"/>
             <w:r>
               <w:rPr>
                 <w:rFonts w:ascii="Times New Roman" w:eastAsia="Times New Roman" w:hAnsi="Times New Roman" w:cs="Times New Roman"/>
@@ -384,16 +370,10 @@
       </w:r>
       <w:r>
         <w:rPr>
-          <w:rFonts w:ascii="Times New Roman" w:eastAsia="DengXian" w:hAnsi="Times New Roman" w:cs="Times New Roman"/>
-          <w:b/>
-          <w:bCs/>
-          <w:i/>
-          <w:iCs/>
-          <w:sz w:val="24"/>
-          <w:szCs w:val="24"/>
-          <w:lang w:eastAsia="zh-CN"/>
+          <w:rFonts w:ascii="Times New Roman" w:eastAsia="Times New Roman" w:hAnsi="Times New Roman" w:cs="Times New Roman"/>
+          <w:sz w:val="26"/>
         </w:rPr>
-        <w:t>CÔNG TY TNHH MAY MẶC NGUYÊN THỊNH</w:t>
+        <w:t>CÔNG TY TNHH QUẢNG VẬN</w:t>
       </w:r>
       <w:r>
         <w:rPr>
@@ -437,7 +417,7 @@
           <w:szCs w:val="24"/>
           <w:lang w:eastAsia="zh-CN"/>
         </w:rPr>
-        <w:t>29</w:t>
+        <w:t>15</w:t>
       </w:r>
       <w:r>
         <w:rPr>
@@ -448,7 +428,31 @@
           <w:szCs w:val="24"/>
           <w:lang w:eastAsia="zh-CN"/>
         </w:rPr>
-        <w:t xml:space="preserve"> tháng 7 năm 2026 về việc </w:t>
+        <w:t xml:space="preserve"> tháng </w:t>
+      </w:r>
+      <w:r>
+        <w:rPr>
+          <w:rFonts w:ascii="Times New Roman" w:eastAsia="DengXian" w:hAnsi="Times New Roman" w:cs="Times New Roman"/>
+          <w:i/>
+          <w:iCs/>
+          <w:sz w:val="24"/>
+          <w:szCs w:val="24"/>
+          <w:lang w:eastAsia="zh-CN"/>
+        </w:rPr>
+        <w:t>9</w:t>
+      </w:r>
+      <w:bookmarkStart w:id="0" w:name="_GoBack"/>
+      <w:bookmarkEnd w:id="0"/>
+      <w:r>
+        <w:rPr>
+          <w:rFonts w:ascii="Times New Roman" w:eastAsia="DengXian" w:hAnsi="Times New Roman" w:cs="Times New Roman"/>
+          <w:i/>
+          <w:iCs/>
+          <w:sz w:val="24"/>
+          <w:szCs w:val="24"/>
+          <w:lang w:eastAsia="zh-CN"/>
+        </w:rPr>
+        <w:t xml:space="preserve"> năm 2026 về việc </w:t>
       </w:r>
       <w:r>
         <w:rPr>
@@ -840,16 +844,7 @@
           <w:sz w:val="24"/>
           <w:szCs w:val="24"/>
         </w:rPr>
-        <w:t xml:space="preserve">Doanh nghiệp sử dụng </w:t>
-      </w:r>
-      <w:r>
-        <w:rPr>
-          <w:rFonts w:ascii="Times New Roman" w:eastAsia="Times New Roman" w:hAnsi="Times New Roman" w:cs="Times New Roman"/>
-          <w:sz w:val="24"/>
-          <w:szCs w:val="24"/>
-          <w:shd w:val="clear" w:color="auto" w:fill="FFFFFF"/>
-        </w:rPr>
-        <w:t xml:space="preserve">0 lao động. </w:t>
+        <w:t>Phương án xử lý nghĩa vụ lao động: Không có lao động. Nếu phát sinh nghĩa vụ, công ty sẽ hoàn tất trước khi nộp hồ sơ giải thể.</w:t>
       </w:r>
       <w:r>
         <w:rPr>
@@ -857,42 +852,7 @@
           <w:sz w:val="24"/>
           <w:szCs w:val="24"/>
         </w:rPr>
-        <w:t>Thời hạn thanh toán các khoản lương và trợ cấp cho người lao động, xử lý tất cả các nghĩa vụ phát sinh từ hợp đồng lao động</w:t>
-      </w:r>
-      <w:r>
-        <w:rPr>
-          <w:rFonts w:ascii="Times New Roman" w:eastAsia="Times New Roman" w:hAnsi="Times New Roman" w:cs="Times New Roman"/>
-          <w:i/>
-          <w:iCs/>
-          <w:sz w:val="24"/>
-          <w:szCs w:val="24"/>
-        </w:rPr>
         <w:t xml:space="preserve"> </w:t>
-      </w:r>
-      <w:r>
-        <w:rPr>
-          <w:rFonts w:ascii="Times New Roman" w:eastAsia="Times New Roman" w:hAnsi="Times New Roman" w:cs="Times New Roman"/>
-          <w:sz w:val="24"/>
-          <w:szCs w:val="24"/>
-        </w:rPr>
-        <w:t>chậm nhất là vào ngày :</w:t>
-      </w:r>
-      <w:r>
-        <w:rPr>
-          <w:rFonts w:ascii="Times New Roman" w:eastAsia="Times New Roman" w:hAnsi="Times New Roman" w:cs="Times New Roman"/>
-          <w:sz w:val="24"/>
-          <w:szCs w:val="24"/>
-          <w:shd w:val="clear" w:color="auto" w:fill="FFFFFF"/>
-        </w:rPr>
-        <w:t xml:space="preserve"> </w:t>
-      </w:r>
-      <w:r>
-        <w:rPr>
-          <w:rFonts w:ascii="Times New Roman" w:eastAsia="Times New Roman" w:hAnsi="Times New Roman" w:cs="Times New Roman"/>
-          <w:sz w:val="24"/>
-          <w:szCs w:val="24"/>
-        </w:rPr>
-        <w:t>25/10/2025</w:t>
       </w:r>
     </w:p>
     <w:p>
@@ -922,7 +882,6 @@
           <w:szCs w:val="24"/>
         </w:rPr>
         <w:br/>
-        <w:t xml:space="preserve">Sau khi thanh toán hết các khoản nợ, nghĩa vụ tài chính và chi phí giải thể theo quy định của pháp luật, nếu doanh nghiệp còn tài sản thì Hội đồng </w:t>
       </w:r>
       <w:r>
         <w:rPr>
@@ -930,8 +889,7 @@
           <w:sz w:val="24"/>
           <w:szCs w:val="24"/>
         </w:rPr>
-        <w:lastRenderedPageBreak/>
-        <w:t>thành viên tổ chức thanh lý và phân chia cho các thành viên theo tỷ lệ phần vốn góp trong công ty.</w:t>
+        <w:t>Phương án xử lý tài sản: Không còn tài sản. Nếu có, Hội đồng thành viên sẽ thanh lý và phân chia theo tỷ lệ vốn góp.</w:t>
       </w:r>
     </w:p>
     <w:p>
@@ -951,6 +909,7 @@
           <w:sz w:val="24"/>
           <w:szCs w:val="24"/>
         </w:rPr>
+        <w:lastRenderedPageBreak/>
         <w:t>Điều 6. Trách nhiệm của các thành viên công ty</w:t>
       </w:r>
       <w:r>
@@ -960,7 +919,22 @@
           <w:szCs w:val="24"/>
         </w:rPr>
         <w:br/>
-        <w:t>Các thành viên công ty TNHH Thương mại Dịch vụ Địa ốc Kim Phúc liên đới chịu trách nhiệm về tính trung thực, chính xác của hồ sơ giải thể; chịu trách nhiệm thanh toán các khoản nợ chưa thanh toán, các nghĩa vụ thuế chưa hoàn thành và quyền lợi của người lao động chưa giải quyết (nếu có). Các thành viên phải chịu trách nhiệm cá nhân trước pháp luật về những hệ quả phát sinh trong thời hạn 05 năm kể từ ngày nộp hồ sơ giải thể tại Cơ quan đăng ký kinh doanh.</w:t>
+        <w:t xml:space="preserve">Các thành viên </w:t>
+      </w:r>
+      <w:r>
+        <w:rPr>
+          <w:rFonts w:ascii="Times New Roman" w:eastAsia="Times New Roman" w:hAnsi="Times New Roman" w:cs="Times New Roman"/>
+          <w:sz w:val="26"/>
+        </w:rPr>
+        <w:t>CÔNG TY TNHH QUẢNG VẬN</w:t>
+      </w:r>
+      <w:r>
+        <w:rPr>
+          <w:rFonts w:ascii="Times New Roman" w:eastAsia="Times New Roman" w:hAnsi="Times New Roman" w:cs="Times New Roman"/>
+          <w:sz w:val="24"/>
+          <w:szCs w:val="24"/>
+        </w:rPr>
+        <w:t xml:space="preserve"> liên đới chịu trách nhiệm về tính trung thực, chính xác của hồ sơ giải thể; chịu trách nhiệm thanh toán các khoản nợ chưa thanh toán, các nghĩa vụ thuế chưa hoàn thành và quyền lợi của người lao động chưa giải quyết (nếu có). Các thành viên phải chịu trách nhiệm cá nhân trước pháp luật về những hệ quả phát sinh trong thời hạn 05 năm kể từ ngày nộp hồ sơ giải thể tại Cơ quan đăng ký kinh doanh.</w:t>
       </w:r>
     </w:p>
     <w:p>
@@ -13241,7 +13215,7 @@
 </file>
 
 <file path=customXml/itemProps1.xml><?xml version="1.0" encoding="utf-8"?>
-<ds:datastoreItem xmlns:ds="http://schemas.openxmlformats.org/officeDocument/2006/customXml" ds:itemID="{A8144635-8E9B-4FC2-8777-DF955F17F28D}">
+<ds:datastoreItem xmlns:ds="http://schemas.openxmlformats.org/officeDocument/2006/customXml" ds:itemID="{7E4E3DB6-9C3C-4177-84E6-BA137AE3D814}">
   <ds:schemaRefs>
     <ds:schemaRef ds:uri="http://schemas.openxmlformats.org/officeDocument/2006/bibliography"/>
   </ds:schemaRefs>
